--- a/docs/english-animated/build/b22-unit02/EnglishAnimated_B22_Unit02.docx
+++ b/docs/english-animated/build/b22-unit02/EnglishAnimated_B22_Unit02.docx
@@ -519,7 +519,7 @@
           <wp:inline>
             <wp:extent cx="5334000" cy="2733675"/>
             <wp:effectExtent b="0" l="0" r="0" t="0"/>
-            <wp:docPr descr="A cutaway of a port operation in four layers, from the goods and the place through the people who move them and the permissions, to who answers for it." title="" id="29" name="Picture"/>
+            <wp:docPr descr="A cutaway of an operation in four layers, from what moved and what should have happened through who was supposed to see it, to what follows when it fails." title="" id="29" name="Picture"/>
             <a:graphic>
               <a:graphicData uri="http://schemas.openxmlformats.org/drawingml/2006/picture">
                 <pic:pic>
@@ -569,7 +569,7 @@
           <w:iCs/>
           <w:i/>
         </w:rPr>
-        <w:t xml:space="preserve">One operation, in section — Twelve words, and the layer each one lives on. Only two of them contain people.</w:t>
+        <w:t xml:space="preserve">One operation, in section — Twelve words, and the layer each one lives on. Only one of them contains a person.</w:t>
       </w:r>
     </w:p>
     <w:bookmarkStart w:id="31" w:name="X7a49bdbde38483c43ce56c46eecc62653573dfe"/>
@@ -614,7 +614,7 @@
           <w:bCs/>
           <w:b/>
         </w:rPr>
-        <w:t xml:space="preserve">manifest</w:t>
+        <w:t xml:space="preserve">procedure</w:t>
       </w:r>
       <w:r>
         <w:t xml:space="preserve"> </w:t>
@@ -630,7 +630,7 @@
           <w:bCs/>
           <w:b/>
         </w:rPr>
-        <w:t xml:space="preserve">berth</w:t>
+        <w:t xml:space="preserve">authorisation</w:t>
       </w:r>
       <w:r>
         <w:t xml:space="preserve"> </w:t>
@@ -646,7 +646,7 @@
           <w:bCs/>
           <w:b/>
         </w:rPr>
-        <w:t xml:space="preserve">quay</w:t>
+        <w:t xml:space="preserve">supervisor</w:t>
       </w:r>
       <w:r>
         <w:t xml:space="preserve"> </w:t>
@@ -662,7 +662,7 @@
           <w:bCs/>
           <w:b/>
         </w:rPr>
-        <w:t xml:space="preserve">gantry</w:t>
+        <w:t xml:space="preserve">record</w:t>
       </w:r>
       <w:r>
         <w:t xml:space="preserve"> </w:t>
@@ -678,7 +678,7 @@
           <w:bCs/>
           <w:b/>
         </w:rPr>
-        <w:t xml:space="preserve">stevedore</w:t>
+        <w:t xml:space="preserve">negligence</w:t>
       </w:r>
       <w:r>
         <w:t xml:space="preserve"> </w:t>
@@ -694,7 +694,7 @@
           <w:bCs/>
           <w:b/>
         </w:rPr>
-        <w:t xml:space="preserve">haulier</w:t>
+        <w:t xml:space="preserve">clearance</w:t>
       </w:r>
       <w:r>
         <w:t xml:space="preserve"> </w:t>
@@ -710,7 +710,7 @@
           <w:bCs/>
           <w:b/>
         </w:rPr>
-        <w:t xml:space="preserve">clearance</w:t>
+        <w:t xml:space="preserve">custody</w:t>
       </w:r>
       <w:r>
         <w:t xml:space="preserve"> </w:t>
@@ -726,7 +726,7 @@
           <w:bCs/>
           <w:b/>
         </w:rPr>
-        <w:t xml:space="preserve">custody</w:t>
+        <w:t xml:space="preserve">liability</w:t>
       </w:r>
       <w:r>
         <w:t xml:space="preserve"> </w:t>
@@ -742,7 +742,7 @@
           <w:bCs/>
           <w:b/>
         </w:rPr>
-        <w:t xml:space="preserve">liability</w:t>
+        <w:t xml:space="preserve">oversight</w:t>
       </w:r>
       <w:r>
         <w:t xml:space="preserve"> </w:t>
@@ -758,7 +758,7 @@
           <w:bCs/>
           <w:b/>
         </w:rPr>
-        <w:t xml:space="preserve">oversight</w:t>
+        <w:t xml:space="preserve">escalation</w:t>
       </w:r>
       <w:r>
         <w:t xml:space="preserve"> </w:t>
@@ -774,17 +774,17 @@
           <w:bCs/>
           <w:b/>
         </w:rPr>
-        <w:t xml:space="preserve">escalation</w:t>
+        <w:t xml:space="preserve">breach</w:t>
       </w:r>
     </w:p>
     <w:bookmarkEnd w:id="31"/>
-    <w:bookmarkStart w:id="32" w:name="X079ff3434113276bdfdb23c8cd840e600ff3339"/>
+    <w:bookmarkStart w:id="32" w:name="X5b40f9c0d353cfd8b1ceb984cd6e992e0bfc02e"/>
     <w:p>
       <w:pPr>
         <w:pStyle w:val="Heading3"/>
       </w:pPr>
       <w:r>
-        <w:t xml:space="preserve">1B · Sort — the goods and the place, the people who move them, or who answers for it?</w:t>
+        <w:t xml:space="preserve">1B · Sort — what moved, who was supposed to see it, or what happens when it goes wrong?</w:t>
       </w:r>
     </w:p>
     <w:p>
@@ -802,21 +802,21 @@
           <w:bCs/>
           <w:b/>
         </w:rPr>
-        <w:t xml:space="preserve">Two of the twelve name people. Count how many times either of them appears in the</w:t>
-      </w:r>
-      <w:r>
-        <w:rPr>
-          <w:bCs/>
-          <w:b/>
-        </w:rPr>
-        <w:t xml:space="preserve"> </w:t>
-      </w:r>
-      <w:r>
-        <w:rPr>
-          <w:bCs/>
-          <w:b/>
-        </w:rPr>
-        <w:t xml:space="preserve">report in Part 5.</w:t>
+        <w:t xml:space="preserve">One of the twelve names a person and eleven name things, which is the shape of</w:t>
+      </w:r>
+      <w:r>
+        <w:rPr>
+          <w:bCs/>
+          <w:b/>
+        </w:rPr>
+        <w:t xml:space="preserve"> </w:t>
+      </w:r>
+      <w:r>
+        <w:rPr>
+          <w:bCs/>
+          <w:b/>
+        </w:rPr>
+        <w:t xml:space="preserve">the report in Part 5. Count how often that one appears in it.</w:t>
       </w:r>
     </w:p>
     <w:p>
@@ -824,13 +824,13 @@
         <w:pStyle w:val="BlockText"/>
       </w:pPr>
       <w:r>
-        <w:t xml:space="preserve">consignment · stevedore · clearance · berth · liability · manifest · haulier · oversight ·</w:t>
-      </w:r>
-      <w:r>
-        <w:t xml:space="preserve"> </w:t>
-      </w:r>
-      <w:r>
-        <w:t xml:space="preserve">quay · custody · gantry · escalation</w:t>
+        <w:t xml:space="preserve">consignment · supervisor · clearance · breach · liability · procedure · negligence · oversight ·</w:t>
+      </w:r>
+      <w:r>
+        <w:t xml:space="preserve"> </w:t>
+      </w:r>
+      <w:r>
+        <w:t xml:space="preserve">authorisation · custody · record · escalation</w:t>
       </w:r>
     </w:p>
     <w:bookmarkEnd w:id="32"/>
@@ -7545,45 +7545,45 @@
           <w:bCs/>
           <w:b/>
         </w:rPr>
-        <w:t xml:space="preserve">THE GOODS AND THE PLACE</w:t>
-      </w:r>
-      <w:r>
-        <w:t xml:space="preserve"> </w:t>
-      </w:r>
-      <w:r>
-        <w:t xml:space="preserve">· consignment · manifest · berth · quay · gantry</w:t>
-      </w:r>
-      <w:r>
-        <w:t xml:space="preserve"> </w:t>
-      </w:r>
-      <w:r>
-        <w:rPr>
-          <w:bCs/>
-          <w:b/>
-        </w:rPr>
-        <w:t xml:space="preserve">THE PEOPLE WHO MOVE THEM</w:t>
-      </w:r>
-      <w:r>
-        <w:t xml:space="preserve"> </w:t>
-      </w:r>
-      <w:r>
-        <w:t xml:space="preserve">· stevedore · haulier</w:t>
-      </w:r>
-      <w:r>
-        <w:t xml:space="preserve"> </w:t>
-      </w:r>
-      <w:r>
-        <w:rPr>
-          <w:bCs/>
-          <w:b/>
-        </w:rPr>
-        <w:t xml:space="preserve">WHO ANSWERS FOR IT</w:t>
-      </w:r>
-      <w:r>
-        <w:t xml:space="preserve"> </w:t>
-      </w:r>
-      <w:r>
-        <w:t xml:space="preserve">· clearance · custody · liability · oversight · escalation</w:t>
+        <w:t xml:space="preserve">WHAT MOVED, AND WHAT WAS WRITTEN DOWN</w:t>
+      </w:r>
+      <w:r>
+        <w:t xml:space="preserve"> </w:t>
+      </w:r>
+      <w:r>
+        <w:t xml:space="preserve">· consignment · record · procedure · clearance</w:t>
+      </w:r>
+      <w:r>
+        <w:t xml:space="preserve"> </w:t>
+      </w:r>
+      <w:r>
+        <w:rPr>
+          <w:bCs/>
+          <w:b/>
+        </w:rPr>
+        <w:t xml:space="preserve">WHO WAS SUPPOSED TO SEE IT</w:t>
+      </w:r>
+      <w:r>
+        <w:t xml:space="preserve"> </w:t>
+      </w:r>
+      <w:r>
+        <w:t xml:space="preserve">· supervisor · authorisation · oversight</w:t>
+      </w:r>
+      <w:r>
+        <w:t xml:space="preserve"> </w:t>
+      </w:r>
+      <w:r>
+        <w:rPr>
+          <w:bCs/>
+          <w:b/>
+        </w:rPr>
+        <w:t xml:space="preserve">WHAT HAPPENS WHEN IT GOES WRONG</w:t>
+      </w:r>
+      <w:r>
+        <w:t xml:space="preserve"> </w:t>
+      </w:r>
+      <w:r>
+        <w:t xml:space="preserve">· breach · negligence · liability · custody · escalation</w:t>
       </w:r>
       <w:r>
         <w:t xml:space="preserve"> </w:t>
